--- a/corpus/synthetic/vml-textbox__009.docx
+++ b/corpus/synthetic/vml-textbox__009.docx
@@ -2,33 +2,13 @@
 <file path=word/document.xml><?xml version="1.0" encoding="utf-8"?>
 <w:document xmlns:w="http://schemas.openxmlformats.org/wordprocessingml/2006/main" xmlns:r="http://schemas.openxmlformats.org/officeDocument/2006/relationships" xmlns:wp="http://schemas.openxmlformats.org/drawingml/2006/wordprocessingDrawing" xmlns:a="http://schemas.openxmlformats.org/drawingml/2006/main" xmlns:pic="http://schemas.openxmlformats.org/drawingml/2006/picture" xmlns:m="http://schemas.openxmlformats.org/officeDocument/2006/math">
   <w:body>
-    <w:sdt>
-      <w:sdtPr>
-        <w:alias w:val="report"/>
-      </w:sdtPr>
-      <w:sdtContent>
-        <w:tbl>
-          <w:tr>
-            <w:tc>
-              <w:p>
-                <w:r>
-                  <w:t>H1</w:t>
-                </w:r>
-              </w:p>
-            </w:tc>
-          </w:tr>
-          <w:tr>
-            <w:tc>
-              <w:p>
-                <w:r>
-                  <w:t>Body</w:t>
-                </w:r>
-              </w:p>
-            </w:tc>
-          </w:tr>
-        </w:tbl>
-      </w:sdtContent>
-    </w:sdt>
+    <w:p>
+      <w:fldSimple w:instr=" PAGE ">
+        <w:r>
+          <w:t>1</w:t>
+        </w:r>
+      </w:fldSimple>
+    </w:p>
     <w:sectPr>
       <w:pgSz w:w="11906" w:h="16838"/>
       <w:pgMar w:top="1440" w:right="1440" w:bottom="1440" w:left="1440" w:header="708" w:footer="708" w:gutter="0"/>
